--- a/AllVarsTable.docx
+++ b/AllVarsTable.docx
@@ -86,19 +86,19 @@
               <w:jc w:val="left"/>
             </w:pPr>
             <w:r>
-              <w:t xml:space="preserve">0.616 [0.521, 0.710]</w:t>
-            </w:r>
-          </w:p>
-        </w:tc>
-        <w:tc>
-          <w:tcPr/>
-          <w:p>
-            <w:pPr>
-              <w:pStyle w:val="Compact"/>
-              <w:jc w:val="left"/>
-            </w:pPr>
-            <w:r>
-              <w:t xml:space="preserve">0.640 [0.531, 0.749]</w:t>
+              <w:t xml:space="preserve">0.616 [0.521, 0.711]</w:t>
+            </w:r>
+          </w:p>
+        </w:tc>
+        <w:tc>
+          <w:tcPr/>
+          <w:p>
+            <w:pPr>
+              <w:pStyle w:val="Compact"/>
+              <w:jc w:val="left"/>
+            </w:pPr>
+            <w:r>
+              <w:t xml:space="preserve">0.640 [0.531, 0.750]</w:t>
             </w:r>
           </w:p>
         </w:tc>
@@ -136,19 +136,19 @@
               <w:jc w:val="left"/>
             </w:pPr>
             <w:r>
-              <w:t xml:space="preserve">-0.208 [-0.341, -0.075]</w:t>
-            </w:r>
-          </w:p>
-        </w:tc>
-        <w:tc>
-          <w:tcPr/>
-          <w:p>
-            <w:pPr>
-              <w:pStyle w:val="Compact"/>
-              <w:jc w:val="left"/>
-            </w:pPr>
-            <w:r>
-              <w:t xml:space="preserve">-0.199 [-0.334, -0.064]</w:t>
+              <w:t xml:space="preserve">-0.209 [-0.342, -0.075]</w:t>
+            </w:r>
+          </w:p>
+        </w:tc>
+        <w:tc>
+          <w:tcPr/>
+          <w:p>
+            <w:pPr>
+              <w:pStyle w:val="Compact"/>
+              <w:jc w:val="left"/>
+            </w:pPr>
+            <w:r>
+              <w:t xml:space="preserve">-0.200 [-0.335, -0.064]</w:t>
             </w:r>
           </w:p>
         </w:tc>
@@ -182,19 +182,19 @@
               <w:jc w:val="left"/>
             </w:pPr>
             <w:r>
-              <w:t xml:space="preserve">0.064 [0.028, 0.101]</w:t>
-            </w:r>
-          </w:p>
-        </w:tc>
-        <w:tc>
-          <w:tcPr/>
-          <w:p>
-            <w:pPr>
-              <w:pStyle w:val="Compact"/>
-              <w:jc w:val="left"/>
-            </w:pPr>
-            <w:r>
-              <w:t xml:space="preserve">0.068 [0.030, 0.105]</w:t>
+              <w:t xml:space="preserve">0.064 [0.028, 0.100]</w:t>
+            </w:r>
+          </w:p>
+        </w:tc>
+        <w:tc>
+          <w:tcPr/>
+          <w:p>
+            <w:pPr>
+              <w:pStyle w:val="Compact"/>
+              <w:jc w:val="left"/>
+            </w:pPr>
+            <w:r>
+              <w:t xml:space="preserve">0.067 [0.030, 0.105]</w:t>
             </w:r>
           </w:p>
         </w:tc>
@@ -240,7 +240,7 @@
               <w:jc w:val="left"/>
             </w:pPr>
             <w:r>
-              <w:t xml:space="preserve">0.029 [-0.008, 0.067]</w:t>
+              <w:t xml:space="preserve">0.030 [-0.007, 0.067]</w:t>
             </w:r>
           </w:p>
         </w:tc>
@@ -466,19 +466,19 @@
               <w:jc w:val="left"/>
             </w:pPr>
             <w:r>
-              <w:t xml:space="preserve">0.252</w:t>
-            </w:r>
-          </w:p>
-        </w:tc>
-        <w:tc>
-          <w:tcPr/>
-          <w:p>
-            <w:pPr>
-              <w:pStyle w:val="Compact"/>
-              <w:jc w:val="left"/>
-            </w:pPr>
-            <w:r>
-              <w:t xml:space="preserve">0.256</w:t>
+              <w:t xml:space="preserve">0.253</w:t>
+            </w:r>
+          </w:p>
+        </w:tc>
+        <w:tc>
+          <w:tcPr/>
+          <w:p>
+            <w:pPr>
+              <w:pStyle w:val="Compact"/>
+              <w:jc w:val="left"/>
+            </w:pPr>
+            <w:r>
+              <w:t xml:space="preserve">0.257</w:t>
             </w:r>
           </w:p>
         </w:tc>
@@ -516,19 +516,19 @@
               <w:jc w:val="left"/>
             </w:pPr>
             <w:r>
-              <w:t xml:space="preserve">0.312</w:t>
-            </w:r>
-          </w:p>
-        </w:tc>
-        <w:tc>
-          <w:tcPr/>
-          <w:p>
-            <w:pPr>
-              <w:pStyle w:val="Compact"/>
-              <w:jc w:val="left"/>
-            </w:pPr>
-            <w:r>
-              <w:t xml:space="preserve">0.316</w:t>
+              <w:t xml:space="preserve">0.314</w:t>
+            </w:r>
+          </w:p>
+        </w:tc>
+        <w:tc>
+          <w:tcPr/>
+          <w:p>
+            <w:pPr>
+              <w:pStyle w:val="Compact"/>
+              <w:jc w:val="left"/>
+            </w:pPr>
+            <w:r>
+              <w:t xml:space="preserve">0.318</w:t>
             </w:r>
           </w:p>
         </w:tc>
@@ -612,19 +612,19 @@
               <w:jc w:val="left"/>
             </w:pPr>
             <w:r>
-              <w:t xml:space="preserve">-40.69</w:t>
-            </w:r>
-          </w:p>
-        </w:tc>
-        <w:tc>
-          <w:tcPr/>
-          <w:p>
-            <w:pPr>
-              <w:pStyle w:val="Compact"/>
-              <w:jc w:val="left"/>
-            </w:pPr>
-            <w:r>
-              <w:t xml:space="preserve">-39.26</w:t>
+              <w:t xml:space="preserve">-40.71</w:t>
+            </w:r>
+          </w:p>
+        </w:tc>
+        <w:tc>
+          <w:tcPr/>
+          <w:p>
+            <w:pPr>
+              <w:pStyle w:val="Compact"/>
+              <w:jc w:val="left"/>
+            </w:pPr>
+            <w:r>
+              <w:t xml:space="preserve">-39.29</w:t>
             </w:r>
           </w:p>
         </w:tc>
